--- a/docs/dossier-financement-aimediart.docx
+++ b/docs/dossier-financement-aimediart.docx
@@ -270,6 +270,13 @@
     </w:p>
     <w:sdt>
       <w:sdtPr>
+        <w:rPr>
+          <w:rFonts w:asciiTheme="minorHAnsi" w:eastAsiaTheme="minorEastAsia" w:hAnsiTheme="minorHAnsi" w:cstheme="minorBidi"/>
+          <w:b w:val="0"/>
+          <w:color w:val="auto"/>
+          <w:sz w:val="24"/>
+          <w:szCs w:val="24"/>
+        </w:rPr>
         <w:id w:val="-1414159674"/>
         <w:docPartObj>
           <w:docPartGallery w:val="Table of Contents"/>
@@ -278,11 +285,7 @@
       </w:sdtPr>
       <w:sdtEndPr>
         <w:rPr>
-          <w:rFonts w:asciiTheme="minorHAnsi" w:eastAsiaTheme="minorEastAsia" w:hAnsiTheme="minorHAnsi" w:cstheme="minorBidi"/>
           <w:bCs/>
-          <w:color w:val="auto"/>
-          <w:sz w:val="24"/>
-          <w:szCs w:val="24"/>
         </w:rPr>
       </w:sdtEndPr>
       <w:sdtContent>
@@ -4268,12 +4271,12 @@
       <w:pPr>
         <w:pStyle w:val="Titre1"/>
       </w:pPr>
-      <w:bookmarkStart w:id="1" w:name="synthèse-résumé-opérationnel"/>
-      <w:bookmarkStart w:id="2" w:name="_Toc235547343"/>
+      <w:bookmarkStart w:id="1" w:name="_Toc235547343"/>
+      <w:bookmarkStart w:id="2" w:name="synthèse-résumé-opérationnel"/>
       <w:r>
         <w:t>1. Synthèse — Résumé opérationnel</w:t>
       </w:r>
-      <w:bookmarkEnd w:id="2"/>
+      <w:bookmarkEnd w:id="1"/>
     </w:p>
     <w:p>
       <w:pPr>
@@ -4291,12 +4294,12 @@
       <w:pPr>
         <w:pStyle w:val="Titre2"/>
       </w:pPr>
-      <w:bookmarkStart w:id="3" w:name="accroche-les-problèmes-concrets"/>
-      <w:bookmarkStart w:id="4" w:name="_Toc235547344"/>
+      <w:bookmarkStart w:id="3" w:name="_Toc235547344"/>
+      <w:bookmarkStart w:id="4" w:name="accroche-les-problèmes-concrets"/>
       <w:r>
         <w:t>Accroche — Le(s) problème(s) concret(s)</w:t>
       </w:r>
-      <w:bookmarkEnd w:id="4"/>
+      <w:bookmarkEnd w:id="3"/>
     </w:p>
     <w:p>
       <w:pPr>
@@ -4422,9 +4425,9 @@
       <w:pPr>
         <w:pStyle w:val="Titre2"/>
       </w:pPr>
-      <w:bookmarkStart w:id="5" w:name="solution-le-logiciel-en-ligne-aimediart"/>
-      <w:bookmarkStart w:id="6" w:name="_Toc235547345"/>
-      <w:bookmarkEnd w:id="3"/>
+      <w:bookmarkStart w:id="5" w:name="_Toc235547345"/>
+      <w:bookmarkStart w:id="6" w:name="solution-le-logiciel-en-ligne-aimediart"/>
+      <w:bookmarkEnd w:id="4"/>
       <w:r>
         <w:lastRenderedPageBreak/>
         <w:t xml:space="preserve">Solution — Le logiciel en ligne </w:t>
@@ -4435,7 +4438,7 @@
         </w:rPr>
         <w:t>AIMEDIArt</w:t>
       </w:r>
-      <w:bookmarkEnd w:id="6"/>
+      <w:bookmarkEnd w:id="5"/>
     </w:p>
     <w:p>
       <w:pPr>
@@ -4576,13 +4579,13 @@
       <w:pPr>
         <w:pStyle w:val="Titre2"/>
       </w:pPr>
-      <w:bookmarkStart w:id="7" w:name="impact-bénéfice-culturel-et-artistique"/>
-      <w:bookmarkStart w:id="8" w:name="_Toc235547346"/>
-      <w:bookmarkEnd w:id="5"/>
+      <w:bookmarkStart w:id="7" w:name="_Toc235547346"/>
+      <w:bookmarkStart w:id="8" w:name="impact-bénéfice-culturel-et-artistique"/>
+      <w:bookmarkEnd w:id="6"/>
       <w:r>
         <w:t>Impact — Bénéfice culturel et artistique</w:t>
       </w:r>
-      <w:bookmarkEnd w:id="8"/>
+      <w:bookmarkEnd w:id="7"/>
     </w:p>
     <w:tbl>
       <w:tblPr>
@@ -4888,14 +4891,14 @@
       <w:pPr>
         <w:pStyle w:val="Titre2"/>
       </w:pPr>
-      <w:bookmarkStart w:id="9" w:name="demande-financière"/>
-      <w:bookmarkStart w:id="10" w:name="_Toc235547347"/>
-      <w:bookmarkEnd w:id="7"/>
+      <w:bookmarkStart w:id="9" w:name="_Toc235547347"/>
+      <w:bookmarkStart w:id="10" w:name="demande-financière"/>
+      <w:bookmarkEnd w:id="8"/>
       <w:r>
         <w:lastRenderedPageBreak/>
         <w:t>Demande financière</w:t>
       </w:r>
-      <w:bookmarkEnd w:id="10"/>
+      <w:bookmarkEnd w:id="9"/>
     </w:p>
     <w:tbl>
       <w:tblPr>
@@ -5160,7 +5163,7 @@
     <w:p>
       <w:r>
         <w:pict w14:anchorId="0725C3ED">
-          <v:rect id="_x0000_i5030" style="width:0;height:1.5pt" o:hralign="center" o:hrstd="t" o:hr="t"/>
+          <v:rect id="_x0000_i1026" style="width:0;height:1.5pt" o:hralign="center" o:hrstd="t" o:hr="t"/>
         </w:pict>
       </w:r>
     </w:p>
@@ -5168,25 +5171,25 @@
       <w:pPr>
         <w:pStyle w:val="Titre1"/>
       </w:pPr>
-      <w:bookmarkStart w:id="11" w:name="Xad0dc7c75aa6c331657a47448764b3819b5cbca"/>
-      <w:bookmarkStart w:id="12" w:name="_Toc235547348"/>
-      <w:bookmarkEnd w:id="1"/>
-      <w:bookmarkEnd w:id="9"/>
+      <w:bookmarkStart w:id="11" w:name="_Toc235547348"/>
+      <w:bookmarkStart w:id="12" w:name="Xad0dc7c75aa6c331657a47448764b3819b5cbca"/>
+      <w:bookmarkEnd w:id="2"/>
+      <w:bookmarkEnd w:id="10"/>
       <w:r>
         <w:t>2. Présentation du porteur de projet et de l’équipe</w:t>
       </w:r>
-      <w:bookmarkEnd w:id="12"/>
+      <w:bookmarkEnd w:id="11"/>
     </w:p>
     <w:p>
       <w:pPr>
         <w:pStyle w:val="Titre2"/>
       </w:pPr>
-      <w:bookmarkStart w:id="13" w:name="porteur-légal-et-initiateur"/>
-      <w:bookmarkStart w:id="14" w:name="_Toc235547349"/>
+      <w:bookmarkStart w:id="13" w:name="_Toc235547349"/>
+      <w:bookmarkStart w:id="14" w:name="porteur-légal-et-initiateur"/>
       <w:r>
         <w:t>2.1 Porteur légal et initiateur</w:t>
       </w:r>
-      <w:bookmarkEnd w:id="14"/>
+      <w:bookmarkEnd w:id="13"/>
     </w:p>
     <w:p>
       <w:pPr>
@@ -5533,13 +5536,13 @@
       <w:pPr>
         <w:pStyle w:val="Titre2"/>
       </w:pPr>
-      <w:bookmarkStart w:id="15" w:name="équipe-et-gouvernance"/>
-      <w:bookmarkStart w:id="16" w:name="_Toc235547350"/>
-      <w:bookmarkEnd w:id="13"/>
+      <w:bookmarkStart w:id="15" w:name="_Toc235547350"/>
+      <w:bookmarkStart w:id="16" w:name="équipe-et-gouvernance"/>
+      <w:bookmarkEnd w:id="14"/>
       <w:r>
         <w:t>2.2 Équipe et gouvernance</w:t>
       </w:r>
-      <w:bookmarkEnd w:id="16"/>
+      <w:bookmarkEnd w:id="15"/>
     </w:p>
     <w:tbl>
       <w:tblPr>
@@ -5651,13 +5654,7 @@
               <w:t>F</w:t>
             </w:r>
             <w:r>
-              <w:t>ondateur</w:t>
-            </w:r>
-            <w:r>
-              <w:t xml:space="preserve"> </w:t>
-            </w:r>
-            <w:r>
-              <w:t xml:space="preserve">· </w:t>
+              <w:t xml:space="preserve">ondateur · </w:t>
             </w:r>
             <w:r>
               <w:t xml:space="preserve">Porteur · </w:t>
@@ -6030,13 +6027,13 @@
       <w:pPr>
         <w:pStyle w:val="Titre2"/>
       </w:pPr>
-      <w:bookmarkStart w:id="17" w:name="structure-juridique"/>
-      <w:bookmarkStart w:id="18" w:name="_Toc235547351"/>
-      <w:bookmarkEnd w:id="15"/>
+      <w:bookmarkStart w:id="17" w:name="_Toc235547351"/>
+      <w:bookmarkStart w:id="18" w:name="structure-juridique"/>
+      <w:bookmarkEnd w:id="16"/>
       <w:r>
         <w:t>2.3 Structure juridique</w:t>
       </w:r>
-      <w:bookmarkEnd w:id="18"/>
+      <w:bookmarkEnd w:id="17"/>
     </w:p>
     <w:p>
       <w:pPr>
@@ -6127,7 +6124,7 @@
     <w:p>
       <w:r>
         <w:pict w14:anchorId="4EDA0AE7">
-          <v:rect id="_x0000_i5031" style="width:0;height:1.5pt" o:hralign="center" o:hrstd="t" o:hr="t"/>
+          <v:rect id="_x0000_i1027" style="width:0;height:1.5pt" o:hralign="center" o:hrstd="t" o:hr="t"/>
         </w:pict>
       </w:r>
     </w:p>
@@ -6135,25 +6132,25 @@
       <w:pPr>
         <w:pStyle w:val="Titre1"/>
       </w:pPr>
-      <w:bookmarkStart w:id="19" w:name="note-dintention-le-cœur-culturel"/>
-      <w:bookmarkStart w:id="20" w:name="_Toc235547352"/>
-      <w:bookmarkEnd w:id="11"/>
-      <w:bookmarkEnd w:id="17"/>
+      <w:bookmarkStart w:id="19" w:name="_Toc235547352"/>
+      <w:bookmarkStart w:id="20" w:name="note-dintention-le-cœur-culturel"/>
+      <w:bookmarkEnd w:id="12"/>
+      <w:bookmarkEnd w:id="18"/>
       <w:r>
         <w:t>3. Note d’intention — Le cœur culturel</w:t>
       </w:r>
-      <w:bookmarkEnd w:id="20"/>
+      <w:bookmarkEnd w:id="19"/>
     </w:p>
     <w:p>
       <w:pPr>
         <w:pStyle w:val="Titre2"/>
       </w:pPr>
-      <w:bookmarkStart w:id="21" w:name="genèse-le-constat"/>
-      <w:bookmarkStart w:id="22" w:name="_Toc235547353"/>
+      <w:bookmarkStart w:id="21" w:name="_Toc235547353"/>
+      <w:bookmarkStart w:id="22" w:name="genèse-le-constat"/>
       <w:r>
         <w:t>3.1 Genèse — Le constat</w:t>
       </w:r>
-      <w:bookmarkEnd w:id="22"/>
+      <w:bookmarkEnd w:id="21"/>
     </w:p>
     <w:p>
       <w:pPr>
@@ -6335,13 +6332,13 @@
       <w:pPr>
         <w:pStyle w:val="Titre2"/>
       </w:pPr>
-      <w:bookmarkStart w:id="23" w:name="objectifs-artistiques-et-culturels"/>
-      <w:bookmarkStart w:id="24" w:name="_Toc235547354"/>
-      <w:bookmarkEnd w:id="21"/>
+      <w:bookmarkStart w:id="23" w:name="_Toc235547354"/>
+      <w:bookmarkStart w:id="24" w:name="objectifs-artistiques-et-culturels"/>
+      <w:bookmarkEnd w:id="22"/>
       <w:r>
         <w:t>3.2 Objectifs artistiques et culturels</w:t>
       </w:r>
-      <w:bookmarkEnd w:id="24"/>
+      <w:bookmarkEnd w:id="23"/>
     </w:p>
     <w:tbl>
       <w:tblPr>
@@ -6574,9 +6571,9 @@
       </w:r>
     </w:p>
     <w:p>
-      <w:bookmarkStart w:id="25" w:name="publics-visés"/>
-      <w:bookmarkStart w:id="26" w:name="_Toc235547355"/>
-      <w:bookmarkEnd w:id="23"/>
+      <w:bookmarkStart w:id="25" w:name="_Toc235547355"/>
+      <w:bookmarkStart w:id="26" w:name="publics-visés"/>
+      <w:bookmarkEnd w:id="24"/>
     </w:p>
     <w:p>
       <w:pPr>
@@ -6585,7 +6582,7 @@
       <w:r>
         <w:t>3.3 Publics visés</w:t>
       </w:r>
-      <w:bookmarkEnd w:id="26"/>
+      <w:bookmarkEnd w:id="25"/>
     </w:p>
     <w:tbl>
       <w:tblPr>
@@ -6879,7 +6876,7 @@
     <w:p>
       <w:r>
         <w:pict w14:anchorId="1DE1156A">
-          <v:rect id="_x0000_i5032" style="width:0;height:1.5pt" o:hralign="center" o:hrstd="t" o:hr="t"/>
+          <v:rect id="_x0000_i1028" style="width:0;height:1.5pt" o:hralign="center" o:hrstd="t" o:hr="t"/>
         </w:pict>
       </w:r>
     </w:p>
@@ -6888,8 +6885,8 @@
         <w:pStyle w:val="Titre1"/>
       </w:pPr>
       <w:bookmarkStart w:id="27" w:name="descriptif-technique-et-innovation"/>
-      <w:bookmarkEnd w:id="19"/>
-      <w:bookmarkEnd w:id="25"/>
+      <w:bookmarkEnd w:id="20"/>
+      <w:bookmarkEnd w:id="26"/>
       <w:r>
         <w:br w:type="column"/>
       </w:r>
@@ -6904,12 +6901,12 @@
       <w:pPr>
         <w:pStyle w:val="Titre2"/>
       </w:pPr>
-      <w:bookmarkStart w:id="29" w:name="innovation-en-quoi-est-ce-nouveau"/>
-      <w:bookmarkStart w:id="30" w:name="_Toc235547357"/>
+      <w:bookmarkStart w:id="29" w:name="_Toc235547357"/>
+      <w:bookmarkStart w:id="30" w:name="innovation-en-quoi-est-ce-nouveau"/>
       <w:r>
         <w:t>4.1 Innovation — En quoi est-ce nouveau ?</w:t>
       </w:r>
-      <w:bookmarkEnd w:id="30"/>
+      <w:bookmarkEnd w:id="29"/>
     </w:p>
     <w:p>
       <w:pPr>
@@ -7305,13 +7302,13 @@
       <w:pPr>
         <w:pStyle w:val="Titre2"/>
       </w:pPr>
-      <w:bookmarkStart w:id="31" w:name="spécifications-fonctionnelles-synthèse"/>
-      <w:bookmarkStart w:id="32" w:name="_Toc235547358"/>
-      <w:bookmarkEnd w:id="29"/>
+      <w:bookmarkStart w:id="31" w:name="_Toc235547358"/>
+      <w:bookmarkStart w:id="32" w:name="spécifications-fonctionnelles-synthèse"/>
+      <w:bookmarkEnd w:id="30"/>
       <w:r>
         <w:t>4.2 Spécifications fonctionnelles (synthèse)</w:t>
       </w:r>
-      <w:bookmarkEnd w:id="32"/>
+      <w:bookmarkEnd w:id="31"/>
     </w:p>
     <w:tbl>
       <w:tblPr>
@@ -7676,14 +7673,14 @@
       <w:pPr>
         <w:pStyle w:val="Titre2"/>
       </w:pPr>
-      <w:bookmarkStart w:id="33" w:name="accessibilité-et-éco-conception"/>
-      <w:bookmarkStart w:id="34" w:name="_Toc235547359"/>
-      <w:bookmarkEnd w:id="31"/>
+      <w:bookmarkStart w:id="33" w:name="_Toc235547359"/>
+      <w:bookmarkStart w:id="34" w:name="accessibilité-et-éco-conception"/>
+      <w:bookmarkEnd w:id="32"/>
       <w:r>
         <w:lastRenderedPageBreak/>
         <w:t>4.3 Accessibilité et éco-conception</w:t>
       </w:r>
-      <w:bookmarkEnd w:id="34"/>
+      <w:bookmarkEnd w:id="33"/>
     </w:p>
     <w:tbl>
       <w:tblPr>
@@ -7989,7 +7986,7 @@
     <w:p>
       <w:r>
         <w:pict w14:anchorId="5EFF40A6">
-          <v:rect id="_x0000_i5033" style="width:0;height:1.5pt" o:hralign="center" o:hrstd="t" o:hr="t"/>
+          <v:rect id="_x0000_i1029" style="width:0;height:1.5pt" o:hralign="center" o:hrstd="t" o:hr="t"/>
         </w:pict>
       </w:r>
     </w:p>
@@ -7999,7 +7996,7 @@
       </w:pPr>
       <w:bookmarkStart w:id="35" w:name="stratégie-de-développement-et-viabilité"/>
       <w:bookmarkEnd w:id="27"/>
-      <w:bookmarkEnd w:id="33"/>
+      <w:bookmarkEnd w:id="34"/>
       <w:r>
         <w:br w:type="column"/>
       </w:r>
@@ -8014,12 +8011,12 @@
       <w:pPr>
         <w:pStyle w:val="Titre2"/>
       </w:pPr>
-      <w:bookmarkStart w:id="37" w:name="Xbf7e6e4db811de34c022e734dfa940157e43611"/>
-      <w:bookmarkStart w:id="38" w:name="_Toc235547361"/>
+      <w:bookmarkStart w:id="37" w:name="_Toc235547361"/>
+      <w:bookmarkStart w:id="38" w:name="Xbf7e6e4db811de34c022e734dfa940157e43611"/>
       <w:r>
         <w:t>5.1 Phase financée — Objet précis de la demande</w:t>
       </w:r>
-      <w:bookmarkEnd w:id="38"/>
+      <w:bookmarkEnd w:id="37"/>
     </w:p>
     <w:p>
       <w:pPr>
@@ -8360,16 +8357,18 @@
       </w:tr>
     </w:tbl>
     <w:p>
+      <w:bookmarkStart w:id="39" w:name="_Toc235547362"/>
+      <w:bookmarkStart w:id="40" w:name="modèle-économique-pérennité"/>
+      <w:bookmarkEnd w:id="38"/>
+    </w:p>
+    <w:p>
       <w:pPr>
         <w:pStyle w:val="Titre2"/>
       </w:pPr>
-      <w:bookmarkStart w:id="39" w:name="modèle-économique-pérennité"/>
-      <w:bookmarkStart w:id="40" w:name="_Toc235547362"/>
-      <w:bookmarkEnd w:id="37"/>
       <w:r>
         <w:t>5.2 Modèle économique — Pérennité</w:t>
       </w:r>
-      <w:bookmarkEnd w:id="40"/>
+      <w:bookmarkEnd w:id="39"/>
     </w:p>
     <w:p>
       <w:pPr>
@@ -8486,7 +8485,28 @@
               <w:pStyle w:val="Compact"/>
             </w:pPr>
             <w:r>
-              <w:t>Étincelle (essai 30 j) → Atelier (59 €) → Horizon (149 €) → Rayonnement (549 €)</w:t>
+              <w:t>Étincelle (essai 30 j) → Atelier (</w:t>
+            </w:r>
+            <w:r>
+              <w:t>89</w:t>
+            </w:r>
+            <w:r>
+              <w:t xml:space="preserve"> €) → Horizon (149 €)</w:t>
+            </w:r>
+            <w:r>
+              <w:t xml:space="preserve"> → </w:t>
+            </w:r>
+            <w:r>
+              <w:t>Envergure (499 €)</w:t>
+            </w:r>
+            <w:r>
+              <w:t xml:space="preserve"> → Rayonnement (</w:t>
+            </w:r>
+            <w:r>
+              <w:t>990</w:t>
+            </w:r>
+            <w:r>
+              <w:t xml:space="preserve"> €)</w:t>
             </w:r>
           </w:p>
         </w:tc>
@@ -8574,7 +8594,13 @@
         <w:t>Horizon A3 (scénario de référence) :</w:t>
       </w:r>
       <w:r>
-        <w:t xml:space="preserve"> 95 clients payants · ~127 k€ CA</w:t>
+        <w:t xml:space="preserve"> 95 clients payants · ~</w:t>
+      </w:r>
+      <w:r>
+        <w:t>137</w:t>
+      </w:r>
+      <w:r>
+        <w:t xml:space="preserve"> k€ CA</w:t>
       </w:r>
       <w:r>
         <w:rPr>
@@ -8601,7 +8627,13 @@
         <w:footnoteReference w:id="72"/>
       </w:r>
       <w:r>
-        <w:t xml:space="preserve"> ~14 k€ TTC</w:t>
+        <w:t xml:space="preserve"> ~1</w:t>
+      </w:r>
+      <w:r>
+        <w:t>5,2</w:t>
+      </w:r>
+      <w:r>
+        <w:t xml:space="preserve"> k€ TTC</w:t>
       </w:r>
       <w:r>
         <w:rPr>
@@ -8617,30 +8649,16 @@
       <w:pPr>
         <w:pStyle w:val="Corpsdetexte"/>
       </w:pPr>
-      <w:r>
-        <w:rPr>
-          <w:i/>
-          <w:iCs/>
-        </w:rPr>
-        <w:t xml:space="preserve">Prévisionnel détaillé : </w:t>
-      </w:r>
-      <w:r>
-        <w:rPr>
-          <w:rStyle w:val="VerbatimChar"/>
-          <w:i/>
-          <w:iCs/>
-        </w:rPr>
-        <w:t>docs/business-plan-previsionnel-36m.xlsx</w:t>
-      </w:r>
     </w:p>
     <w:p>
       <w:pPr>
         <w:pStyle w:val="Titre2"/>
       </w:pPr>
-      <w:bookmarkStart w:id="41" w:name="calendrier-rétro-planning-18-mois"/>
-      <w:bookmarkStart w:id="42" w:name="_Toc235547363"/>
-      <w:bookmarkEnd w:id="39"/>
-      <w:r>
+      <w:bookmarkStart w:id="41" w:name="_Toc235547363"/>
+      <w:bookmarkStart w:id="42" w:name="calendrier-rétro-planning-18-mois"/>
+      <w:bookmarkEnd w:id="40"/>
+      <w:r>
+        <w:lastRenderedPageBreak/>
         <w:t xml:space="preserve">5.3 Calendrier — </w:t>
       </w:r>
       <w:proofErr w:type="spellStart"/>
@@ -8651,7 +8669,7 @@
       <w:r>
         <w:t xml:space="preserve"> 18 mois</w:t>
       </w:r>
-      <w:bookmarkEnd w:id="42"/>
+      <w:bookmarkEnd w:id="41"/>
     </w:p>
     <w:tbl>
       <w:tblPr>
@@ -8672,7 +8690,7 @@
         </w:trPr>
         <w:tc>
           <w:tcPr>
-            <w:tcW w:w="846" w:type="dxa"/>
+            <w:tcW w:w="871" w:type="dxa"/>
           </w:tcPr>
           <w:p>
             <w:pPr>
@@ -8685,7 +8703,7 @@
         </w:tc>
         <w:tc>
           <w:tcPr>
-            <w:tcW w:w="1559" w:type="dxa"/>
+            <w:tcW w:w="1606" w:type="dxa"/>
           </w:tcPr>
           <w:p>
             <w:pPr>
@@ -8698,7 +8716,7 @@
         </w:tc>
         <w:tc>
           <w:tcPr>
-            <w:tcW w:w="3827" w:type="dxa"/>
+            <w:tcW w:w="3942" w:type="dxa"/>
           </w:tcPr>
           <w:p>
             <w:pPr>
@@ -8711,7 +8729,7 @@
         </w:tc>
         <w:tc>
           <w:tcPr>
-            <w:tcW w:w="3164" w:type="dxa"/>
+            <w:tcW w:w="3259" w:type="dxa"/>
           </w:tcPr>
           <w:p>
             <w:pPr>
@@ -8729,7 +8747,7 @@
         </w:trPr>
         <w:tc>
           <w:tcPr>
-            <w:tcW w:w="846" w:type="dxa"/>
+            <w:tcW w:w="871" w:type="dxa"/>
           </w:tcPr>
           <w:p>
             <w:pPr>
@@ -8740,14 +8758,13 @@
                 <w:b/>
                 <w:bCs/>
               </w:rPr>
-              <w:lastRenderedPageBreak/>
               <w:t>J0</w:t>
             </w:r>
           </w:p>
         </w:tc>
         <w:tc>
           <w:tcPr>
-            <w:tcW w:w="1559" w:type="dxa"/>
+            <w:tcW w:w="1606" w:type="dxa"/>
           </w:tcPr>
           <w:p>
             <w:pPr>
@@ -8760,7 +8777,7 @@
         </w:tc>
         <w:tc>
           <w:tcPr>
-            <w:tcW w:w="3827" w:type="dxa"/>
+            <w:tcW w:w="3942" w:type="dxa"/>
           </w:tcPr>
           <w:p>
             <w:pPr>
@@ -8779,7 +8796,7 @@
         </w:tc>
         <w:tc>
           <w:tcPr>
-            <w:tcW w:w="3164" w:type="dxa"/>
+            <w:tcW w:w="3259" w:type="dxa"/>
           </w:tcPr>
           <w:p>
             <w:pPr>
@@ -8806,7 +8823,7 @@
         </w:trPr>
         <w:tc>
           <w:tcPr>
-            <w:tcW w:w="846" w:type="dxa"/>
+            <w:tcW w:w="871" w:type="dxa"/>
           </w:tcPr>
           <w:p>
             <w:pPr>
@@ -8823,7 +8840,7 @@
         </w:tc>
         <w:tc>
           <w:tcPr>
-            <w:tcW w:w="1559" w:type="dxa"/>
+            <w:tcW w:w="1606" w:type="dxa"/>
           </w:tcPr>
           <w:p>
             <w:pPr>
@@ -8836,7 +8853,7 @@
         </w:tc>
         <w:tc>
           <w:tcPr>
-            <w:tcW w:w="3827" w:type="dxa"/>
+            <w:tcW w:w="3942" w:type="dxa"/>
           </w:tcPr>
           <w:p>
             <w:pPr>
@@ -8858,7 +8875,7 @@
         </w:tc>
         <w:tc>
           <w:tcPr>
-            <w:tcW w:w="3164" w:type="dxa"/>
+            <w:tcW w:w="3259" w:type="dxa"/>
           </w:tcPr>
           <w:p>
             <w:pPr>
@@ -8876,7 +8893,7 @@
         </w:trPr>
         <w:tc>
           <w:tcPr>
-            <w:tcW w:w="846" w:type="dxa"/>
+            <w:tcW w:w="871" w:type="dxa"/>
           </w:tcPr>
           <w:p>
             <w:pPr>
@@ -8893,7 +8910,7 @@
         </w:tc>
         <w:tc>
           <w:tcPr>
-            <w:tcW w:w="1559" w:type="dxa"/>
+            <w:tcW w:w="1606" w:type="dxa"/>
           </w:tcPr>
           <w:p>
             <w:pPr>
@@ -8906,7 +8923,7 @@
         </w:tc>
         <w:tc>
           <w:tcPr>
-            <w:tcW w:w="3827" w:type="dxa"/>
+            <w:tcW w:w="3942" w:type="dxa"/>
           </w:tcPr>
           <w:p>
             <w:pPr>
@@ -8919,7 +8936,7 @@
         </w:tc>
         <w:tc>
           <w:tcPr>
-            <w:tcW w:w="3164" w:type="dxa"/>
+            <w:tcW w:w="3259" w:type="dxa"/>
           </w:tcPr>
           <w:p>
             <w:pPr>
@@ -8937,7 +8954,7 @@
         </w:trPr>
         <w:tc>
           <w:tcPr>
-            <w:tcW w:w="846" w:type="dxa"/>
+            <w:tcW w:w="871" w:type="dxa"/>
           </w:tcPr>
           <w:p>
             <w:pPr>
@@ -8948,33 +8965,40 @@
                 <w:b/>
                 <w:bCs/>
               </w:rPr>
-              <w:t>J3</w:t>
-            </w:r>
-          </w:p>
-        </w:tc>
-        <w:tc>
-          <w:tcPr>
-            <w:tcW w:w="1559" w:type="dxa"/>
-          </w:tcPr>
-          <w:p>
-            <w:pPr>
-              <w:pStyle w:val="Compact"/>
-            </w:pPr>
-            <w:r>
-              <w:t>M7–M9</w:t>
-            </w:r>
-          </w:p>
-        </w:tc>
-        <w:tc>
-          <w:tcPr>
-            <w:tcW w:w="3827" w:type="dxa"/>
-          </w:tcPr>
-          <w:p>
-            <w:pPr>
-              <w:pStyle w:val="Compact"/>
-            </w:pPr>
-            <w:r>
-              <w:t>Recrutement 1 dev sous-traité · montée en charge</w:t>
+              <w:t>J</w:t>
+            </w:r>
+            <w:r>
+              <w:rPr>
+                <w:b/>
+                <w:bCs/>
+              </w:rPr>
+              <w:t>3</w:t>
+            </w:r>
+          </w:p>
+        </w:tc>
+        <w:tc>
+          <w:tcPr>
+            <w:tcW w:w="1606" w:type="dxa"/>
+          </w:tcPr>
+          <w:p>
+            <w:pPr>
+              <w:pStyle w:val="Compact"/>
+            </w:pPr>
+            <w:r>
+              <w:t>M10–M12</w:t>
+            </w:r>
+          </w:p>
+        </w:tc>
+        <w:tc>
+          <w:tcPr>
+            <w:tcW w:w="3942" w:type="dxa"/>
+          </w:tcPr>
+          <w:p>
+            <w:pPr>
+              <w:pStyle w:val="Compact"/>
+            </w:pPr>
+            <w:r>
+              <w:t>Campagne appropriation (DCA</w:t>
             </w:r>
             <w:r>
               <w:rPr>
@@ -8982,18 +9006,30 @@
               </w:rPr>
               <w:footnoteReference w:id="77"/>
             </w:r>
-          </w:p>
-        </w:tc>
-        <w:tc>
-          <w:tcPr>
-            <w:tcW w:w="3164" w:type="dxa"/>
-          </w:tcPr>
-          <w:p>
-            <w:pPr>
-              <w:pStyle w:val="Compact"/>
-            </w:pPr>
-            <w:r>
-              <w:t>Parcours stable 500 œuvres/expo</w:t>
+            <w:r>
+              <w:t>, NOP</w:t>
+            </w:r>
+            <w:r>
+              <w:rPr>
+                <w:rStyle w:val="Appelnotedebasdep"/>
+              </w:rPr>
+              <w:footnoteReference w:id="78"/>
+            </w:r>
+            <w:r>
+              <w:t xml:space="preserve"> photo GE)</w:t>
+            </w:r>
+          </w:p>
+        </w:tc>
+        <w:tc>
+          <w:tcPr>
+            <w:tcW w:w="3259" w:type="dxa"/>
+          </w:tcPr>
+          <w:p>
+            <w:pPr>
+              <w:pStyle w:val="Compact"/>
+            </w:pPr>
+            <w:r>
+              <w:t>15 clients payants</w:t>
             </w:r>
           </w:p>
         </w:tc>
@@ -9004,7 +9040,7 @@
         </w:trPr>
         <w:tc>
           <w:tcPr>
-            <w:tcW w:w="846" w:type="dxa"/>
+            <w:tcW w:w="871" w:type="dxa"/>
           </w:tcPr>
           <w:p>
             <w:pPr>
@@ -9015,64 +9051,59 @@
                 <w:b/>
                 <w:bCs/>
               </w:rPr>
-              <w:t>J4</w:t>
-            </w:r>
-          </w:p>
-        </w:tc>
-        <w:tc>
-          <w:tcPr>
-            <w:tcW w:w="1559" w:type="dxa"/>
-          </w:tcPr>
-          <w:p>
-            <w:pPr>
-              <w:pStyle w:val="Compact"/>
-            </w:pPr>
-            <w:r>
-              <w:t>M10–M12</w:t>
-            </w:r>
-          </w:p>
-        </w:tc>
-        <w:tc>
-          <w:tcPr>
-            <w:tcW w:w="3827" w:type="dxa"/>
-          </w:tcPr>
-          <w:p>
-            <w:pPr>
-              <w:pStyle w:val="Compact"/>
-            </w:pPr>
-            <w:r>
-              <w:t>Campagne appropriation (DCA</w:t>
+              <w:t>J</w:t>
+            </w:r>
+            <w:r>
+              <w:rPr>
+                <w:b/>
+                <w:bCs/>
+              </w:rPr>
+              <w:t>4</w:t>
+            </w:r>
+          </w:p>
+        </w:tc>
+        <w:tc>
+          <w:tcPr>
+            <w:tcW w:w="1606" w:type="dxa"/>
+          </w:tcPr>
+          <w:p>
+            <w:pPr>
+              <w:pStyle w:val="Compact"/>
+            </w:pPr>
+            <w:r>
+              <w:t>M13–M15</w:t>
+            </w:r>
+          </w:p>
+        </w:tc>
+        <w:tc>
+          <w:tcPr>
+            <w:tcW w:w="3942" w:type="dxa"/>
+          </w:tcPr>
+          <w:p>
+            <w:pPr>
+              <w:pStyle w:val="Compact"/>
+            </w:pPr>
+            <w:r>
+              <w:t>Recrutement 1 dev sous-traité · montée en charge</w:t>
             </w:r>
             <w:r>
               <w:rPr>
                 <w:rStyle w:val="Appelnotedebasdep"/>
               </w:rPr>
-              <w:footnoteReference w:id="78"/>
-            </w:r>
-            <w:r>
-              <w:t>, NOP</w:t>
-            </w:r>
-            <w:r>
-              <w:rPr>
-                <w:rStyle w:val="Appelnotedebasdep"/>
-              </w:rPr>
               <w:footnoteReference w:id="79"/>
             </w:r>
-            <w:r>
-              <w:t xml:space="preserve"> photo GE)</w:t>
-            </w:r>
-          </w:p>
-        </w:tc>
-        <w:tc>
-          <w:tcPr>
-            <w:tcW w:w="3164" w:type="dxa"/>
-          </w:tcPr>
-          <w:p>
-            <w:pPr>
-              <w:pStyle w:val="Compact"/>
-            </w:pPr>
-            <w:r>
-              <w:t>15 clients payants</w:t>
+          </w:p>
+        </w:tc>
+        <w:tc>
+          <w:tcPr>
+            <w:tcW w:w="3259" w:type="dxa"/>
+          </w:tcPr>
+          <w:p>
+            <w:pPr>
+              <w:pStyle w:val="Compact"/>
+            </w:pPr>
+            <w:r>
+              <w:t>Parcours stable 500 œuvres/expo</w:t>
             </w:r>
           </w:p>
         </w:tc>
@@ -9083,7 +9114,7 @@
         </w:trPr>
         <w:tc>
           <w:tcPr>
-            <w:tcW w:w="846" w:type="dxa"/>
+            <w:tcW w:w="871" w:type="dxa"/>
           </w:tcPr>
           <w:p>
             <w:pPr>
@@ -9100,7 +9131,7 @@
         </w:tc>
         <w:tc>
           <w:tcPr>
-            <w:tcW w:w="1559" w:type="dxa"/>
+            <w:tcW w:w="1606" w:type="dxa"/>
           </w:tcPr>
           <w:p>
             <w:pPr>
@@ -9113,7 +9144,7 @@
         </w:tc>
         <w:tc>
           <w:tcPr>
-            <w:tcW w:w="3827" w:type="dxa"/>
+            <w:tcW w:w="3942" w:type="dxa"/>
           </w:tcPr>
           <w:p>
             <w:pPr>
@@ -9135,7 +9166,7 @@
         </w:tc>
         <w:tc>
           <w:tcPr>
-            <w:tcW w:w="3164" w:type="dxa"/>
+            <w:tcW w:w="3259" w:type="dxa"/>
           </w:tcPr>
           <w:p>
             <w:pPr>
@@ -9153,7 +9184,7 @@
         </w:trPr>
         <w:tc>
           <w:tcPr>
-            <w:tcW w:w="846" w:type="dxa"/>
+            <w:tcW w:w="871" w:type="dxa"/>
           </w:tcPr>
           <w:p>
             <w:pPr>
@@ -9170,7 +9201,7 @@
         </w:tc>
         <w:tc>
           <w:tcPr>
-            <w:tcW w:w="1559" w:type="dxa"/>
+            <w:tcW w:w="1606" w:type="dxa"/>
           </w:tcPr>
           <w:p>
             <w:pPr>
@@ -9183,7 +9214,7 @@
         </w:tc>
         <w:tc>
           <w:tcPr>
-            <w:tcW w:w="3827" w:type="dxa"/>
+            <w:tcW w:w="3942" w:type="dxa"/>
           </w:tcPr>
           <w:p>
             <w:pPr>
@@ -9196,7 +9227,7 @@
         </w:tc>
         <w:tc>
           <w:tcPr>
-            <w:tcW w:w="3164" w:type="dxa"/>
+            <w:tcW w:w="3259" w:type="dxa"/>
           </w:tcPr>
           <w:p>
             <w:pPr>
@@ -9274,7 +9305,7 @@
         <w:pStyle w:val="Titre2"/>
       </w:pPr>
       <w:bookmarkStart w:id="43" w:name="argumentaires-transverses-7"/>
-      <w:bookmarkEnd w:id="41"/>
+      <w:bookmarkEnd w:id="42"/>
       <w:r>
         <w:br w:type="column"/>
       </w:r>
@@ -9630,7 +9661,7 @@
     <w:p>
       <w:r>
         <w:pict w14:anchorId="0160028A">
-          <v:rect id="_x0000_i5034" style="width:0;height:1.5pt" o:hralign="center" o:hrstd="t" o:hr="t"/>
+          <v:rect id="_x0000_i1030" style="width:0;height:1.5pt" o:hralign="center" o:hrstd="t" o:hr="t"/>
         </w:pict>
       </w:r>
       <w:r>
@@ -9658,12 +9689,12 @@
       <w:pPr>
         <w:pStyle w:val="Titre2"/>
       </w:pPr>
-      <w:bookmarkStart w:id="47" w:name="tableau-des-dépenses-18-mois"/>
-      <w:bookmarkStart w:id="48" w:name="_Toc235547366"/>
+      <w:bookmarkStart w:id="47" w:name="_Toc235547366"/>
+      <w:bookmarkStart w:id="48" w:name="tableau-des-dépenses-18-mois"/>
       <w:r>
         <w:t>6.1 Tableau des dépenses (18 mois)</w:t>
       </w:r>
-      <w:bookmarkEnd w:id="48"/>
+      <w:bookmarkEnd w:id="47"/>
     </w:p>
     <w:tbl>
       <w:tblPr>
@@ -9763,7 +9794,10 @@
               <w:jc w:val="right"/>
             </w:pPr>
             <w:r>
-              <w:t>60 000 €</w:t>
+              <w:t>27</w:t>
+            </w:r>
+            <w:r>
+              <w:t xml:space="preserve"> 000 €</w:t>
             </w:r>
           </w:p>
         </w:tc>
@@ -10250,7 +10284,14 @@
                 <w:b/>
                 <w:bCs/>
               </w:rPr>
-              <w:t>150 000 €</w:t>
+              <w:t>117</w:t>
+            </w:r>
+            <w:r>
+              <w:rPr>
+                <w:b/>
+                <w:bCs/>
+              </w:rPr>
+              <w:t xml:space="preserve"> 000 €</w:t>
             </w:r>
           </w:p>
         </w:tc>
@@ -10307,7 +10348,7 @@
         <w:pStyle w:val="Titre2"/>
       </w:pPr>
       <w:bookmarkStart w:id="49" w:name="tableau-des-ressources"/>
-      <w:bookmarkEnd w:id="47"/>
+      <w:bookmarkEnd w:id="48"/>
       <w:r>
         <w:br w:type="column"/>
       </w:r>
@@ -10820,7 +10861,13 @@
               <w:jc w:val="center"/>
             </w:pPr>
             <w:r>
-              <w:t>~65 000 € HT</w:t>
+              <w:t>~</w:t>
+            </w:r>
+            <w:r>
+              <w:t>35</w:t>
+            </w:r>
+            <w:r>
+              <w:t xml:space="preserve"> 000 € HT</w:t>
             </w:r>
             <w:r>
               <w:rPr>
@@ -10887,14 +10934,35 @@
                 <w:b/>
                 <w:bCs/>
               </w:rPr>
-              <w:t xml:space="preserve"> ~150 000 – </w:t>
+              <w:t xml:space="preserve"> ~</w:t>
             </w:r>
             <w:r>
               <w:rPr>
                 <w:b/>
                 <w:bCs/>
               </w:rPr>
-              <w:t>205</w:t>
+              <w:t>45</w:t>
+            </w:r>
+            <w:r>
+              <w:rPr>
+                <w:b/>
+                <w:bCs/>
+              </w:rPr>
+              <w:t xml:space="preserve"> 000 – </w:t>
+            </w:r>
+            <w:r>
+              <w:rPr>
+                <w:b/>
+                <w:bCs/>
+              </w:rPr>
+              <w:t>17</w:t>
+            </w:r>
+            <w:r>
+              <w:rPr>
+                <w:b/>
+                <w:bCs/>
+              </w:rPr>
+              <w:t>5</w:t>
             </w:r>
             <w:r>
               <w:rPr>
@@ -11006,18 +11074,25 @@
             </w:pPr>
             <w:r>
               <w:rPr>
+                <w:b/>
+                <w:bCs/>
+              </w:rPr>
+              <w:t>~</w:t>
+            </w:r>
+            <w:r>
+              <w:rPr>
                 <w:rFonts w:ascii="Segoe UI Emoji" w:hAnsi="Segoe UI Emoji" w:cs="Segoe UI Emoji"/>
                 <w:b/>
                 <w:bCs/>
               </w:rPr>
-              <w:t>🟦</w:t>
+              <w:t>72 000</w:t>
             </w:r>
             <w:r>
               <w:rPr>
                 <w:b/>
                 <w:bCs/>
               </w:rPr>
-              <w:t xml:space="preserve"> 80 000 – 120 000 €</w:t>
+              <w:t xml:space="preserve"> €</w:t>
             </w:r>
           </w:p>
         </w:tc>
@@ -11051,7 +11126,21 @@
                 <w:b/>
                 <w:bCs/>
               </w:rPr>
-              <w:t>~45 – 55 %</w:t>
+              <w:t>~</w:t>
+            </w:r>
+            <w:r>
+              <w:rPr>
+                <w:b/>
+                <w:bCs/>
+              </w:rPr>
+              <w:t>38</w:t>
+            </w:r>
+            <w:r>
+              <w:rPr>
+                <w:b/>
+                <w:bCs/>
+              </w:rPr>
+              <w:t xml:space="preserve"> %</w:t>
             </w:r>
           </w:p>
         </w:tc>
@@ -11360,37 +11449,33 @@
         </w:tc>
       </w:tr>
     </w:tbl>
+    <w:p/>
     <w:p>
-      <w:r>
-        <w:pict w14:anchorId="5B4E20A1">
-          <v:rect id="_x0000_i5035" style="width:0;height:1.5pt" o:hralign="center" o:hrstd="t" o:hr="t"/>
-        </w:pict>
-      </w:r>
+      <w:pPr>
+        <w:pStyle w:val="Titre1"/>
+      </w:pPr>
+      <w:bookmarkStart w:id="55" w:name="_Toc235547370"/>
+      <w:bookmarkStart w:id="56" w:name="Xc3af2a21cbc38e7e9602803e9868df0554e4f7b"/>
+      <w:bookmarkEnd w:id="45"/>
+      <w:bookmarkEnd w:id="53"/>
+      <w:r>
+        <w:lastRenderedPageBreak/>
+        <w:t>7. Lexique et registres par type de financeur</w:t>
+      </w:r>
+      <w:bookmarkEnd w:id="55"/>
     </w:p>
     <w:p>
-      <w:pPr>
-        <w:pStyle w:val="Titre1"/>
-      </w:pPr>
-      <w:bookmarkStart w:id="55" w:name="Xc3af2a21cbc38e7e9602803e9868df0554e4f7b"/>
-      <w:bookmarkStart w:id="56" w:name="_Toc235547370"/>
-      <w:bookmarkEnd w:id="45"/>
-      <w:bookmarkEnd w:id="53"/>
-      <w:r>
-        <w:lastRenderedPageBreak/>
-        <w:t>7. Lexique et registres par type de financeur</w:t>
-      </w:r>
-      <w:bookmarkEnd w:id="56"/>
+      <w:bookmarkStart w:id="57" w:name="_Toc235547371"/>
+      <w:bookmarkStart w:id="58" w:name="vocabulaire-à-privilégier"/>
     </w:p>
     <w:p>
       <w:pPr>
         <w:pStyle w:val="Titre2"/>
       </w:pPr>
-      <w:bookmarkStart w:id="57" w:name="vocabulaire-à-privilégier"/>
-      <w:bookmarkStart w:id="58" w:name="_Toc235547371"/>
       <w:r>
         <w:t>Vocabulaire à privilégier</w:t>
       </w:r>
-      <w:bookmarkEnd w:id="58"/>
+      <w:bookmarkEnd w:id="57"/>
     </w:p>
     <w:tbl>
       <w:tblPr>
@@ -11749,36 +11834,43 @@
         </w:tc>
       </w:tr>
     </w:tbl>
+    <w:p/>
+    <w:p/>
     <w:p>
-      <w:r>
-        <w:pict w14:anchorId="5F4698AE">
-          <v:rect id="_x0000_i5036" style="width:0;height:1.5pt" o:hralign="center" o:hrstd="t" o:hr="t"/>
-        </w:pict>
-      </w:r>
+      <w:pPr>
+        <w:pStyle w:val="Titre1"/>
+        <w:rPr>
+          <w:sz w:val="28"/>
+          <w:szCs w:val="28"/>
+        </w:rPr>
+      </w:pPr>
+      <w:bookmarkStart w:id="59" w:name="_Toc235547372"/>
+      <w:bookmarkStart w:id="60" w:name="X17241ef77e6d71e623b611a5f2dfb1a3bfb71a3"/>
+      <w:bookmarkEnd w:id="56"/>
+      <w:bookmarkEnd w:id="58"/>
+      <w:r>
+        <w:lastRenderedPageBreak/>
+        <w:t xml:space="preserve">Annexe A — Fiche DRAC — </w:t>
+      </w:r>
+      <w:r>
+        <w:rPr>
+          <w:sz w:val="28"/>
+          <w:szCs w:val="28"/>
+        </w:rPr>
+        <w:t>Services Numériques Innovants (SNI)</w:t>
+      </w:r>
+      <w:bookmarkEnd w:id="59"/>
     </w:p>
     <w:p>
       <w:pPr>
-        <w:pStyle w:val="Titre1"/>
-      </w:pPr>
-      <w:bookmarkStart w:id="59" w:name="X17241ef77e6d71e623b611a5f2dfb1a3bfb71a3"/>
-      <w:bookmarkStart w:id="60" w:name="_Toc235547372"/>
-      <w:bookmarkEnd w:id="55"/>
-      <w:bookmarkEnd w:id="57"/>
-      <w:r>
-        <w:t>Annexe A — Fiche DRAC — Services Numériques Innovants (SNI)</w:t>
-      </w:r>
-      <w:bookmarkEnd w:id="60"/>
-    </w:p>
-    <w:p>
-      <w:pPr>
         <w:pStyle w:val="Titre2"/>
       </w:pPr>
-      <w:bookmarkStart w:id="61" w:name="orientation-du-discours"/>
-      <w:bookmarkStart w:id="62" w:name="_Toc235547373"/>
+      <w:bookmarkStart w:id="61" w:name="_Toc235547373"/>
+      <w:bookmarkStart w:id="62" w:name="orientation-du-discours"/>
       <w:r>
         <w:t>Orientation du discours</w:t>
       </w:r>
-      <w:bookmarkEnd w:id="62"/>
+      <w:bookmarkEnd w:id="61"/>
     </w:p>
     <w:p>
       <w:pPr>
@@ -11831,7 +11923,6 @@
         </w:numPr>
       </w:pPr>
       <w:r>
-        <w:lastRenderedPageBreak/>
         <w:t xml:space="preserve">Insister sur le </w:t>
       </w:r>
       <w:r>
@@ -11849,13 +11940,13 @@
       <w:pPr>
         <w:pStyle w:val="Titre2"/>
       </w:pPr>
-      <w:bookmarkStart w:id="63" w:name="éléments-à-personnaliser"/>
-      <w:bookmarkStart w:id="64" w:name="_Toc235547374"/>
-      <w:bookmarkEnd w:id="61"/>
+      <w:bookmarkStart w:id="63" w:name="_Toc235547374"/>
+      <w:bookmarkStart w:id="64" w:name="éléments-à-personnaliser"/>
+      <w:bookmarkEnd w:id="62"/>
       <w:r>
         <w:t>Éléments à personnaliser</w:t>
       </w:r>
-      <w:bookmarkEnd w:id="64"/>
+      <w:bookmarkEnd w:id="63"/>
     </w:p>
     <w:tbl>
       <w:tblPr>
@@ -12065,13 +12156,13 @@
       <w:pPr>
         <w:pStyle w:val="Titre2"/>
       </w:pPr>
-      <w:bookmarkStart w:id="65" w:name="pièces-jointes-usuelles"/>
-      <w:bookmarkStart w:id="66" w:name="_Toc235547375"/>
-      <w:bookmarkEnd w:id="63"/>
+      <w:bookmarkStart w:id="65" w:name="_Toc235547375"/>
+      <w:bookmarkStart w:id="66" w:name="pièces-jointes-usuelles"/>
+      <w:bookmarkEnd w:id="64"/>
       <w:r>
         <w:t>Pièces jointes usuelles</w:t>
       </w:r>
-      <w:bookmarkEnd w:id="66"/>
+      <w:bookmarkEnd w:id="65"/>
     </w:p>
     <w:p>
       <w:pPr>
@@ -12140,13 +12231,13 @@
       <w:pPr>
         <w:pStyle w:val="Titre2"/>
       </w:pPr>
-      <w:bookmarkStart w:id="67" w:name="phrase-daccroche-type"/>
-      <w:bookmarkStart w:id="68" w:name="_Toc235547376"/>
-      <w:bookmarkEnd w:id="65"/>
+      <w:bookmarkStart w:id="67" w:name="_Toc235547376"/>
+      <w:bookmarkStart w:id="68" w:name="phrase-daccroche-type"/>
+      <w:bookmarkEnd w:id="66"/>
       <w:r>
         <w:t>Phrase d’accroche type</w:t>
       </w:r>
-      <w:bookmarkEnd w:id="68"/>
+      <w:bookmarkEnd w:id="67"/>
     </w:p>
     <w:p>
       <w:pPr>
@@ -12224,36 +12315,41 @@
         <w:t xml:space="preserve"> par une mesure qualitative de la réception des œuvres. »</w:t>
       </w:r>
     </w:p>
+    <w:p/>
     <w:p>
-      <w:r>
-        <w:pict w14:anchorId="325C287F">
-          <v:rect id="_x0000_i5037" style="width:0;height:1.5pt" o:hralign="center" o:hrstd="t" o:hr="t"/>
-        </w:pict>
-      </w:r>
+      <w:pPr>
+        <w:pStyle w:val="Titre1"/>
+        <w:rPr>
+          <w:sz w:val="32"/>
+          <w:szCs w:val="32"/>
+        </w:rPr>
+      </w:pPr>
+      <w:bookmarkStart w:id="69" w:name="_Toc235547377"/>
+      <w:bookmarkStart w:id="70" w:name="X163a0780420524b05ff19eb3b7db2324ab17ce1"/>
+      <w:bookmarkEnd w:id="60"/>
+      <w:bookmarkEnd w:id="68"/>
+      <w:r>
+        <w:t xml:space="preserve">Annexe B — Fiche Région Grand Est — </w:t>
+      </w:r>
+      <w:r>
+        <w:rPr>
+          <w:sz w:val="32"/>
+          <w:szCs w:val="32"/>
+        </w:rPr>
+        <w:t>Création Numérique</w:t>
+      </w:r>
+      <w:bookmarkEnd w:id="69"/>
     </w:p>
     <w:p>
       <w:pPr>
-        <w:pStyle w:val="Titre1"/>
-      </w:pPr>
-      <w:bookmarkStart w:id="69" w:name="X163a0780420524b05ff19eb3b7db2324ab17ce1"/>
-      <w:bookmarkStart w:id="70" w:name="_Toc235547377"/>
-      <w:bookmarkEnd w:id="59"/>
-      <w:bookmarkEnd w:id="67"/>
-      <w:r>
-        <w:t>Annexe B — Fiche Région Grand Est — Création Numérique</w:t>
-      </w:r>
-      <w:bookmarkEnd w:id="70"/>
-    </w:p>
-    <w:p>
-      <w:pPr>
         <w:pStyle w:val="Titre2"/>
       </w:pPr>
-      <w:bookmarkStart w:id="71" w:name="orientation-du-discours-1"/>
-      <w:bookmarkStart w:id="72" w:name="_Toc235547378"/>
+      <w:bookmarkStart w:id="71" w:name="_Toc235547378"/>
+      <w:bookmarkStart w:id="72" w:name="orientation-du-discours-1"/>
       <w:r>
         <w:t>Orientation du discours</w:t>
       </w:r>
-      <w:bookmarkEnd w:id="72"/>
+      <w:bookmarkEnd w:id="71"/>
     </w:p>
     <w:p>
       <w:pPr>
@@ -12353,13 +12449,13 @@
       <w:pPr>
         <w:pStyle w:val="Titre2"/>
       </w:pPr>
-      <w:bookmarkStart w:id="73" w:name="éléments-à-personnaliser-1"/>
-      <w:bookmarkStart w:id="74" w:name="_Toc235547379"/>
-      <w:bookmarkEnd w:id="71"/>
+      <w:bookmarkStart w:id="73" w:name="_Toc235547379"/>
+      <w:bookmarkStart w:id="74" w:name="éléments-à-personnaliser-1"/>
+      <w:bookmarkEnd w:id="72"/>
       <w:r>
         <w:t>Éléments à personnaliser</w:t>
       </w:r>
-      <w:bookmarkEnd w:id="74"/>
+      <w:bookmarkEnd w:id="73"/>
     </w:p>
     <w:tbl>
       <w:tblPr>
@@ -12474,6 +12570,7 @@
               <w:pStyle w:val="Compact"/>
             </w:pPr>
             <w:r>
+              <w:lastRenderedPageBreak/>
               <w:t>Emplois</w:t>
             </w:r>
           </w:p>
@@ -12511,7 +12608,6 @@
               <w:pStyle w:val="Compact"/>
             </w:pPr>
             <w:r>
-              <w:lastRenderedPageBreak/>
               <w:t>Cofinancement</w:t>
             </w:r>
           </w:p>
@@ -12541,13 +12637,13 @@
       <w:pPr>
         <w:pStyle w:val="Titre2"/>
       </w:pPr>
-      <w:bookmarkStart w:id="75" w:name="jalons-régionaux-spécifiques"/>
-      <w:bookmarkStart w:id="76" w:name="_Toc235547380"/>
-      <w:bookmarkEnd w:id="73"/>
+      <w:bookmarkStart w:id="75" w:name="_Toc235547380"/>
+      <w:bookmarkStart w:id="76" w:name="jalons-régionaux-spécifiques"/>
+      <w:bookmarkEnd w:id="74"/>
       <w:r>
         <w:t>Jalons régionaux spécifiques</w:t>
       </w:r>
-      <w:bookmarkEnd w:id="76"/>
+      <w:bookmarkEnd w:id="75"/>
     </w:p>
     <w:p>
       <w:pPr>
@@ -12577,13 +12673,13 @@
       <w:pPr>
         <w:pStyle w:val="Titre2"/>
       </w:pPr>
-      <w:bookmarkStart w:id="77" w:name="phrase-daccroche-type-1"/>
-      <w:bookmarkStart w:id="78" w:name="_Toc235547381"/>
-      <w:bookmarkEnd w:id="75"/>
+      <w:bookmarkStart w:id="77" w:name="_Toc235547381"/>
+      <w:bookmarkStart w:id="78" w:name="phrase-daccroche-type-1"/>
+      <w:bookmarkEnd w:id="76"/>
       <w:r>
         <w:t>Phrase d’accroche type</w:t>
       </w:r>
-      <w:bookmarkEnd w:id="78"/>
+      <w:bookmarkEnd w:id="77"/>
     </w:p>
     <w:p>
       <w:pPr>
@@ -12667,36 +12763,37 @@
         <w:t xml:space="preserve"> régionales. »</w:t>
       </w:r>
     </w:p>
+    <w:p/>
     <w:p>
-      <w:r>
-        <w:pict w14:anchorId="148A6F73">
-          <v:rect id="_x0000_i5038" style="width:0;height:1.5pt" o:hralign="center" o:hrstd="t" o:hr="t"/>
-        </w:pict>
+      <w:pPr>
+        <w:pStyle w:val="Titre1"/>
+      </w:pPr>
+      <w:bookmarkStart w:id="79" w:name="_Toc235547382"/>
+      <w:bookmarkStart w:id="80" w:name="annexe-c-fiche-cnc-création-numérique"/>
+      <w:bookmarkEnd w:id="70"/>
+      <w:bookmarkEnd w:id="78"/>
+      <w:r>
+        <w:t xml:space="preserve">Annexe C — Fiche CNC — </w:t>
+      </w:r>
+      <w:bookmarkEnd w:id="79"/>
+      <w:r>
+        <w:rPr>
+          <w:sz w:val="32"/>
+          <w:szCs w:val="32"/>
+        </w:rPr>
+        <w:t>Création Numérique</w:t>
       </w:r>
     </w:p>
     <w:p>
       <w:pPr>
-        <w:pStyle w:val="Titre1"/>
-      </w:pPr>
-      <w:bookmarkStart w:id="79" w:name="annexe-c-fiche-cnc-création-numérique"/>
-      <w:bookmarkStart w:id="80" w:name="_Toc235547382"/>
-      <w:bookmarkEnd w:id="69"/>
-      <w:bookmarkEnd w:id="77"/>
-      <w:r>
-        <w:t>Annexe C — Fiche CNC — Création Numérique</w:t>
-      </w:r>
-      <w:bookmarkEnd w:id="80"/>
-    </w:p>
-    <w:p>
-      <w:pPr>
         <w:pStyle w:val="Titre2"/>
       </w:pPr>
-      <w:bookmarkStart w:id="81" w:name="orientation-du-discours-2"/>
-      <w:bookmarkStart w:id="82" w:name="_Toc235547383"/>
+      <w:bookmarkStart w:id="81" w:name="_Toc235547383"/>
+      <w:bookmarkStart w:id="82" w:name="orientation-du-discours-2"/>
       <w:r>
         <w:t>Orientation du discours</w:t>
       </w:r>
-      <w:bookmarkEnd w:id="82"/>
+      <w:bookmarkEnd w:id="81"/>
     </w:p>
     <w:p>
       <w:pPr>
@@ -12775,13 +12872,13 @@
       <w:pPr>
         <w:pStyle w:val="Titre2"/>
       </w:pPr>
-      <w:bookmarkStart w:id="83" w:name="éléments-à-personnaliser-2"/>
-      <w:bookmarkStart w:id="84" w:name="_Toc235547384"/>
-      <w:bookmarkEnd w:id="81"/>
+      <w:bookmarkStart w:id="83" w:name="_Toc235547384"/>
+      <w:bookmarkStart w:id="84" w:name="éléments-à-personnaliser-2"/>
+      <w:bookmarkEnd w:id="82"/>
       <w:r>
         <w:t>Éléments à personnaliser</w:t>
       </w:r>
-      <w:bookmarkEnd w:id="84"/>
+      <w:bookmarkEnd w:id="83"/>
     </w:p>
     <w:tbl>
       <w:tblPr>
@@ -12929,13 +13026,13 @@
       <w:pPr>
         <w:pStyle w:val="Titre2"/>
       </w:pPr>
-      <w:bookmarkStart w:id="85" w:name="phrase-daccroche-type-2"/>
-      <w:bookmarkStart w:id="86" w:name="_Toc235547385"/>
-      <w:bookmarkEnd w:id="83"/>
+      <w:bookmarkStart w:id="85" w:name="_Toc235547385"/>
+      <w:bookmarkStart w:id="86" w:name="phrase-daccroche-type-2"/>
+      <w:bookmarkEnd w:id="84"/>
       <w:r>
         <w:t>Phrase d’accroche type</w:t>
       </w:r>
-      <w:bookmarkEnd w:id="86"/>
+      <w:bookmarkEnd w:id="85"/>
     </w:p>
     <w:p>
       <w:pPr>
@@ -12997,36 +13094,37 @@
         <w:t>, en France et à l’international. »</w:t>
       </w:r>
     </w:p>
+    <w:p/>
     <w:p>
-      <w:r>
-        <w:pict w14:anchorId="1DE2440E">
-          <v:rect id="_x0000_i5039" style="width:0;height:1.5pt" o:hralign="center" o:hrstd="t" o:hr="t"/>
-        </w:pict>
-      </w:r>
+      <w:pPr>
+        <w:pStyle w:val="Titre1"/>
+      </w:pPr>
+      <w:bookmarkStart w:id="87" w:name="_Toc235547386"/>
+      <w:bookmarkStart w:id="88" w:name="X89dc84843687c3cccb80ca8cd73953e873915aa"/>
+      <w:bookmarkEnd w:id="80"/>
+      <w:bookmarkEnd w:id="86"/>
+      <w:r>
+        <w:t xml:space="preserve">Annexe D — Fiche Bpifrance — </w:t>
+      </w:r>
+      <w:r>
+        <w:rPr>
+          <w:sz w:val="36"/>
+          <w:szCs w:val="36"/>
+        </w:rPr>
+        <w:t>Bourse French Tech</w:t>
+      </w:r>
+      <w:bookmarkEnd w:id="87"/>
     </w:p>
     <w:p>
       <w:pPr>
-        <w:pStyle w:val="Titre1"/>
-      </w:pPr>
-      <w:bookmarkStart w:id="87" w:name="X89dc84843687c3cccb80ca8cd73953e873915aa"/>
-      <w:bookmarkStart w:id="88" w:name="_Toc235547386"/>
-      <w:bookmarkEnd w:id="79"/>
-      <w:bookmarkEnd w:id="85"/>
-      <w:r>
-        <w:t>Annexe D — Fiche Bpifrance — Bourse French Tech</w:t>
-      </w:r>
-      <w:bookmarkEnd w:id="88"/>
-    </w:p>
-    <w:p>
-      <w:pPr>
         <w:pStyle w:val="Titre2"/>
       </w:pPr>
-      <w:bookmarkStart w:id="89" w:name="orientation-du-discours-3"/>
-      <w:bookmarkStart w:id="90" w:name="_Toc235547387"/>
+      <w:bookmarkStart w:id="89" w:name="_Toc235547387"/>
+      <w:bookmarkStart w:id="90" w:name="orientation-du-discours-3"/>
       <w:r>
         <w:t>Orientation du discours</w:t>
       </w:r>
-      <w:bookmarkEnd w:id="90"/>
+      <w:bookmarkEnd w:id="89"/>
     </w:p>
     <w:p>
       <w:pPr>
@@ -13152,6 +13250,7 @@
           <w:b/>
           <w:bCs/>
         </w:rPr>
+        <w:lastRenderedPageBreak/>
         <w:t>Propriété intellectuelle</w:t>
       </w:r>
       <w:r>
@@ -13177,14 +13276,13 @@
       <w:pPr>
         <w:pStyle w:val="Titre2"/>
       </w:pPr>
-      <w:bookmarkStart w:id="91" w:name="éléments-à-personnaliser-3"/>
-      <w:bookmarkStart w:id="92" w:name="_Toc235547388"/>
-      <w:bookmarkEnd w:id="89"/>
-      <w:r>
-        <w:lastRenderedPageBreak/>
+      <w:bookmarkStart w:id="91" w:name="_Toc235547388"/>
+      <w:bookmarkStart w:id="92" w:name="éléments-à-personnaliser-3"/>
+      <w:bookmarkEnd w:id="90"/>
+      <w:r>
         <w:t>Éléments à personnaliser</w:t>
       </w:r>
-      <w:bookmarkEnd w:id="92"/>
+      <w:bookmarkEnd w:id="91"/>
     </w:p>
     <w:tbl>
       <w:tblPr>
@@ -13350,13 +13448,13 @@
       <w:pPr>
         <w:pStyle w:val="Titre2"/>
       </w:pPr>
-      <w:bookmarkStart w:id="93" w:name="documents-bpifrance-à-joindre"/>
-      <w:bookmarkStart w:id="94" w:name="_Toc235547389"/>
-      <w:bookmarkEnd w:id="91"/>
+      <w:bookmarkStart w:id="93" w:name="_Toc235547389"/>
+      <w:bookmarkStart w:id="94" w:name="documents-bpifrance-à-joindre"/>
+      <w:bookmarkEnd w:id="92"/>
       <w:r>
         <w:t>Documents Bpifrance à joindre</w:t>
       </w:r>
-      <w:bookmarkEnd w:id="94"/>
+      <w:bookmarkEnd w:id="93"/>
     </w:p>
     <w:p>
       <w:pPr>
@@ -13452,13 +13550,13 @@
       <w:pPr>
         <w:pStyle w:val="Titre2"/>
       </w:pPr>
-      <w:bookmarkStart w:id="95" w:name="phrase-daccroche-type-3"/>
-      <w:bookmarkStart w:id="96" w:name="_Toc235547390"/>
-      <w:bookmarkEnd w:id="93"/>
+      <w:bookmarkStart w:id="95" w:name="_Toc235547390"/>
+      <w:bookmarkStart w:id="96" w:name="phrase-daccroche-type-3"/>
+      <w:bookmarkEnd w:id="94"/>
       <w:r>
         <w:t>Phrase d’accroche type</w:t>
       </w:r>
-      <w:bookmarkEnd w:id="96"/>
+      <w:bookmarkEnd w:id="95"/>
     </w:p>
     <w:p>
       <w:pPr>
@@ -13617,8 +13715,8 @@
         <w:pStyle w:val="Titre1"/>
       </w:pPr>
       <w:bookmarkStart w:id="97" w:name="annexe-e-checklist-avant-envoi"/>
-      <w:bookmarkEnd w:id="87"/>
-      <w:bookmarkEnd w:id="95"/>
+      <w:bookmarkEnd w:id="88"/>
+      <w:bookmarkEnd w:id="96"/>
       <w:r>
         <w:br w:type="column"/>
       </w:r>
@@ -13766,521 +13864,9 @@
         <w:t xml:space="preserve"> / éco-conception si formulaire le demande</w:t>
       </w:r>
     </w:p>
-    <w:p>
-      <w:r>
-        <w:pict w14:anchorId="617D7C48">
-          <v:rect id="_x0000_i5040" style="width:0;height:1.5pt" o:hralign="center" o:hrstd="t" o:hr="t"/>
-        </w:pict>
-      </w:r>
-    </w:p>
-    <w:p>
-      <w:pPr>
-        <w:pStyle w:val="Titre1"/>
-      </w:pPr>
-      <w:bookmarkStart w:id="99" w:name="annexe-f-index-des-visuels-disponibles"/>
-      <w:bookmarkStart w:id="100" w:name="_Toc235547392"/>
-      <w:bookmarkEnd w:id="97"/>
-      <w:r>
-        <w:t>Annexe F — Index des visuels disponibles</w:t>
-      </w:r>
-      <w:bookmarkEnd w:id="100"/>
-    </w:p>
-    <w:tbl>
-      <w:tblPr>
-        <w:tblStyle w:val="TableauGrille1Clair-Accentuation1"/>
-        <w:tblW w:w="5000" w:type="pct"/>
-        <w:tblLayout w:type="fixed"/>
-        <w:tblLook w:val="0020" w:firstRow="1" w:lastRow="0" w:firstColumn="0" w:lastColumn="0" w:noHBand="0" w:noVBand="0"/>
-      </w:tblPr>
-      <w:tblGrid>
-        <w:gridCol w:w="3114"/>
-        <w:gridCol w:w="4252"/>
-        <w:gridCol w:w="2312"/>
-      </w:tblGrid>
-      <w:tr>
-        <w:trPr>
-          <w:cnfStyle w:val="100000000000" w:firstRow="1" w:lastRow="0" w:firstColumn="0" w:lastColumn="0" w:oddVBand="0" w:evenVBand="0" w:oddHBand="0" w:evenHBand="0" w:firstRowFirstColumn="0" w:firstRowLastColumn="0" w:lastRowFirstColumn="0" w:lastRowLastColumn="0"/>
-        </w:trPr>
-        <w:tc>
-          <w:tcPr>
-            <w:tcW w:w="3114" w:type="dxa"/>
-          </w:tcPr>
-          <w:p>
-            <w:pPr>
-              <w:pStyle w:val="Compact"/>
-            </w:pPr>
-            <w:r>
-              <w:t>Visuel</w:t>
-            </w:r>
-          </w:p>
-        </w:tc>
-        <w:tc>
-          <w:tcPr>
-            <w:tcW w:w="4252" w:type="dxa"/>
-          </w:tcPr>
-          <w:p>
-            <w:pPr>
-              <w:pStyle w:val="Compact"/>
-            </w:pPr>
-            <w:r>
-              <w:t>Fichier</w:t>
-            </w:r>
-          </w:p>
-        </w:tc>
-        <w:tc>
-          <w:tcPr>
-            <w:tcW w:w="2312" w:type="dxa"/>
-            <w:vAlign w:val="center"/>
-          </w:tcPr>
-          <w:p>
-            <w:pPr>
-              <w:pStyle w:val="Compact"/>
-              <w:jc w:val="center"/>
-            </w:pPr>
-            <w:r>
-              <w:t>Usage</w:t>
-            </w:r>
-          </w:p>
-        </w:tc>
-      </w:tr>
-      <w:tr>
-        <w:tc>
-          <w:tcPr>
-            <w:tcW w:w="3114" w:type="dxa"/>
-          </w:tcPr>
-          <w:p>
-            <w:pPr>
-              <w:pStyle w:val="Compact"/>
-            </w:pPr>
-            <w:r>
-              <w:t>Chaîne de valeur</w:t>
-            </w:r>
-          </w:p>
-        </w:tc>
-        <w:tc>
-          <w:tcPr>
-            <w:tcW w:w="4252" w:type="dxa"/>
-          </w:tcPr>
-          <w:p>
-            <w:pPr>
-              <w:pStyle w:val="Compact"/>
-            </w:pPr>
-            <w:r>
-              <w:rPr>
-                <w:rStyle w:val="VerbatimChar"/>
-              </w:rPr>
-              <w:t>docs/assets/</w:t>
-            </w:r>
-            <w:proofErr w:type="spellStart"/>
-            <w:r>
-              <w:rPr>
-                <w:rStyle w:val="VerbatimChar"/>
-              </w:rPr>
-              <w:t>bp</w:t>
-            </w:r>
-            <w:proofErr w:type="spellEnd"/>
-            <w:r>
-              <w:rPr>
-                <w:rStyle w:val="VerbatimChar"/>
-              </w:rPr>
-              <w:t>/bp-workflow-chaine.png</w:t>
-            </w:r>
-          </w:p>
-        </w:tc>
-        <w:tc>
-          <w:tcPr>
-            <w:tcW w:w="2312" w:type="dxa"/>
-            <w:vAlign w:val="center"/>
-          </w:tcPr>
-          <w:p>
-            <w:pPr>
-              <w:pStyle w:val="Compact"/>
-              <w:jc w:val="center"/>
-            </w:pPr>
-            <w:r>
-              <w:t>§ 1, § 4</w:t>
-            </w:r>
-          </w:p>
-        </w:tc>
-      </w:tr>
-      <w:tr>
-        <w:tc>
-          <w:tcPr>
-            <w:tcW w:w="3114" w:type="dxa"/>
-          </w:tcPr>
-          <w:p>
-            <w:pPr>
-              <w:pStyle w:val="Compact"/>
-            </w:pPr>
-            <w:r>
-              <w:t>Marché total / adressable / capturable</w:t>
-            </w:r>
-            <w:r>
-              <w:rPr>
-                <w:rStyle w:val="Appelnotedebasdep"/>
-              </w:rPr>
-              <w:footnoteReference w:id="148"/>
-            </w:r>
-            <w:r>
-              <w:rPr>
-                <w:rStyle w:val="Appelnotedebasdep"/>
-              </w:rPr>
-              <w:footnoteReference w:id="149"/>
-            </w:r>
-            <w:r>
-              <w:rPr>
-                <w:rStyle w:val="Appelnotedebasdep"/>
-              </w:rPr>
-              <w:footnoteReference w:id="150"/>
-            </w:r>
-          </w:p>
-        </w:tc>
-        <w:tc>
-          <w:tcPr>
-            <w:tcW w:w="4252" w:type="dxa"/>
-          </w:tcPr>
-          <w:p>
-            <w:pPr>
-              <w:pStyle w:val="Compact"/>
-            </w:pPr>
-            <w:r>
-              <w:rPr>
-                <w:rStyle w:val="VerbatimChar"/>
-              </w:rPr>
-              <w:t>docs/assets/</w:t>
-            </w:r>
-            <w:proofErr w:type="spellStart"/>
-            <w:r>
-              <w:rPr>
-                <w:rStyle w:val="VerbatimChar"/>
-              </w:rPr>
-              <w:t>bp</w:t>
-            </w:r>
-            <w:proofErr w:type="spellEnd"/>
-            <w:r>
-              <w:rPr>
-                <w:rStyle w:val="VerbatimChar"/>
-              </w:rPr>
-              <w:t>/bp-tam-sam-som.png</w:t>
-            </w:r>
-          </w:p>
-        </w:tc>
-        <w:tc>
-          <w:tcPr>
-            <w:tcW w:w="2312" w:type="dxa"/>
-            <w:vAlign w:val="center"/>
-          </w:tcPr>
-          <w:p>
-            <w:pPr>
-              <w:pStyle w:val="Compact"/>
-              <w:jc w:val="center"/>
-            </w:pPr>
-            <w:r>
-              <w:t>Bpifrance</w:t>
-            </w:r>
-            <w:r>
-              <w:rPr>
-                <w:rStyle w:val="Appelnotedebasdep"/>
-              </w:rPr>
-              <w:footnoteReference w:id="151"/>
-            </w:r>
-            <w:r>
-              <w:t>, § 5</w:t>
-            </w:r>
-          </w:p>
-        </w:tc>
-      </w:tr>
-      <w:tr>
-        <w:tc>
-          <w:tcPr>
-            <w:tcW w:w="3114" w:type="dxa"/>
-          </w:tcPr>
-          <w:p>
-            <w:pPr>
-              <w:pStyle w:val="Compact"/>
-            </w:pPr>
-            <w:r>
-              <w:t>Carte marché France</w:t>
-            </w:r>
-          </w:p>
-        </w:tc>
-        <w:tc>
-          <w:tcPr>
-            <w:tcW w:w="4252" w:type="dxa"/>
-          </w:tcPr>
-          <w:p>
-            <w:pPr>
-              <w:pStyle w:val="Compact"/>
-            </w:pPr>
-            <w:r>
-              <w:rPr>
-                <w:rStyle w:val="VerbatimChar"/>
-              </w:rPr>
-              <w:t>docs/assets/</w:t>
-            </w:r>
-            <w:proofErr w:type="spellStart"/>
-            <w:r>
-              <w:rPr>
-                <w:rStyle w:val="VerbatimChar"/>
-              </w:rPr>
-              <w:t>bp</w:t>
-            </w:r>
-            <w:proofErr w:type="spellEnd"/>
-            <w:r>
-              <w:rPr>
-                <w:rStyle w:val="VerbatimChar"/>
-              </w:rPr>
-              <w:t>/carte-volumes-region.png</w:t>
-            </w:r>
-          </w:p>
-        </w:tc>
-        <w:tc>
-          <w:tcPr>
-            <w:tcW w:w="2312" w:type="dxa"/>
-            <w:vAlign w:val="center"/>
-          </w:tcPr>
-          <w:p>
-            <w:pPr>
-              <w:pStyle w:val="Compact"/>
-              <w:jc w:val="center"/>
-            </w:pPr>
-            <w:r>
-              <w:t>Région Grand Est</w:t>
-            </w:r>
-          </w:p>
-        </w:tc>
-      </w:tr>
-      <w:tr>
-        <w:tc>
-          <w:tcPr>
-            <w:tcW w:w="3114" w:type="dxa"/>
-          </w:tcPr>
-          <w:p>
-            <w:pPr>
-              <w:pStyle w:val="Compact"/>
-            </w:pPr>
-            <w:r>
-              <w:t>3 axes déploiement</w:t>
-            </w:r>
-          </w:p>
-        </w:tc>
-        <w:tc>
-          <w:tcPr>
-            <w:tcW w:w="4252" w:type="dxa"/>
-          </w:tcPr>
-          <w:p>
-            <w:pPr>
-              <w:pStyle w:val="Compact"/>
-            </w:pPr>
-            <w:r>
-              <w:rPr>
-                <w:rStyle w:val="VerbatimChar"/>
-              </w:rPr>
-              <w:t>docs/assets/</w:t>
-            </w:r>
-            <w:proofErr w:type="spellStart"/>
-            <w:r>
-              <w:rPr>
-                <w:rStyle w:val="VerbatimChar"/>
-              </w:rPr>
-              <w:t>bp</w:t>
-            </w:r>
-            <w:proofErr w:type="spellEnd"/>
-            <w:r>
-              <w:rPr>
-                <w:rStyle w:val="VerbatimChar"/>
-              </w:rPr>
-              <w:t>/synthese-3-axes-deploiement.png</w:t>
-            </w:r>
-          </w:p>
-        </w:tc>
-        <w:tc>
-          <w:tcPr>
-            <w:tcW w:w="2312" w:type="dxa"/>
-            <w:vAlign w:val="center"/>
-          </w:tcPr>
-          <w:p>
-            <w:pPr>
-              <w:pStyle w:val="Compact"/>
-              <w:jc w:val="center"/>
-            </w:pPr>
-            <w:r>
-              <w:t>Région, DRAC</w:t>
-            </w:r>
-          </w:p>
-        </w:tc>
-      </w:tr>
-      <w:tr>
-        <w:tc>
-          <w:tcPr>
-            <w:tcW w:w="3114" w:type="dxa"/>
-          </w:tcPr>
-          <w:p>
-            <w:pPr>
-              <w:pStyle w:val="Compact"/>
-            </w:pPr>
-            <w:r>
-              <w:t>Méthodologie prévisionnel</w:t>
-            </w:r>
-          </w:p>
-        </w:tc>
-        <w:tc>
-          <w:tcPr>
-            <w:tcW w:w="4252" w:type="dxa"/>
-          </w:tcPr>
-          <w:p>
-            <w:pPr>
-              <w:pStyle w:val="Compact"/>
-            </w:pPr>
-            <w:r>
-              <w:rPr>
-                <w:rStyle w:val="VerbatimChar"/>
-              </w:rPr>
-              <w:t>docs/assets/</w:t>
-            </w:r>
-            <w:proofErr w:type="spellStart"/>
-            <w:r>
-              <w:rPr>
-                <w:rStyle w:val="VerbatimChar"/>
-              </w:rPr>
-              <w:t>bp</w:t>
-            </w:r>
-            <w:proofErr w:type="spellEnd"/>
-            <w:r>
-              <w:rPr>
-                <w:rStyle w:val="VerbatimChar"/>
-              </w:rPr>
-              <w:t>/annexe-a-methodologie-calcul.png</w:t>
-            </w:r>
-          </w:p>
-        </w:tc>
-        <w:tc>
-          <w:tcPr>
-            <w:tcW w:w="2312" w:type="dxa"/>
-            <w:vAlign w:val="center"/>
-          </w:tcPr>
-          <w:p>
-            <w:pPr>
-              <w:pStyle w:val="Compact"/>
-              <w:jc w:val="center"/>
-            </w:pPr>
-            <w:r>
-              <w:t>Bpifrance</w:t>
-            </w:r>
-          </w:p>
-        </w:tc>
-      </w:tr>
-      <w:tr>
-        <w:tc>
-          <w:tcPr>
-            <w:tcW w:w="3114" w:type="dxa"/>
-          </w:tcPr>
-          <w:p>
-            <w:pPr>
-              <w:pStyle w:val="Compact"/>
-            </w:pPr>
-            <w:r>
-              <w:t>Entonnoir d’acquisition</w:t>
-            </w:r>
-            <w:r>
-              <w:rPr>
-                <w:rStyle w:val="Appelnotedebasdep"/>
-              </w:rPr>
-              <w:footnoteReference w:id="152"/>
-            </w:r>
-          </w:p>
-        </w:tc>
-        <w:tc>
-          <w:tcPr>
-            <w:tcW w:w="4252" w:type="dxa"/>
-          </w:tcPr>
-          <w:p>
-            <w:pPr>
-              <w:pStyle w:val="Compact"/>
-            </w:pPr>
-            <w:r>
-              <w:rPr>
-                <w:rStyle w:val="VerbatimChar"/>
-              </w:rPr>
-              <w:t>docs/assets/</w:t>
-            </w:r>
-            <w:proofErr w:type="spellStart"/>
-            <w:r>
-              <w:rPr>
-                <w:rStyle w:val="VerbatimChar"/>
-              </w:rPr>
-              <w:t>bp</w:t>
-            </w:r>
-            <w:proofErr w:type="spellEnd"/>
-            <w:r>
-              <w:rPr>
-                <w:rStyle w:val="VerbatimChar"/>
-              </w:rPr>
-              <w:t>/bp-funnel-acquisition.png</w:t>
-            </w:r>
-          </w:p>
-        </w:tc>
-        <w:tc>
-          <w:tcPr>
-            <w:tcW w:w="2312" w:type="dxa"/>
-            <w:vAlign w:val="center"/>
-          </w:tcPr>
-          <w:p>
-            <w:pPr>
-              <w:pStyle w:val="Compact"/>
-              <w:jc w:val="center"/>
-            </w:pPr>
-            <w:r>
-              <w:t>Bpifrance</w:t>
-            </w:r>
-          </w:p>
-        </w:tc>
-      </w:tr>
-    </w:tbl>
-    <w:p>
-      <w:r>
-        <w:pict w14:anchorId="2615D3BD">
-          <v:rect id="_x0000_i5041" style="width:0;height:1.5pt" o:hralign="center" o:hrstd="t" o:hr="t"/>
-        </w:pict>
-      </w:r>
-    </w:p>
-    <w:p>
-      <w:pPr>
-        <w:pStyle w:val="FirstParagraph"/>
-      </w:pPr>
-      <w:r>
-        <w:rPr>
-          <w:i/>
-          <w:iCs/>
-        </w:rPr>
-        <w:t xml:space="preserve">Document-cadre </w:t>
-      </w:r>
-      <w:r>
-        <w:rPr>
-          <w:b/>
-          <w:i/>
-          <w:iCs/>
-          <w:color w:val="EE0000"/>
-        </w:rPr>
-        <w:t>AIMEDIArt</w:t>
-      </w:r>
-      <w:r>
-        <w:rPr>
-          <w:i/>
-          <w:iCs/>
-        </w:rPr>
-        <w:t xml:space="preserve"> — juin 2026 · à adapter avant tout dépôt officiel.</w:t>
-      </w:r>
-    </w:p>
-    <w:p>
-      <w:r>
-        <w:pict w14:anchorId="2E68BD9F">
-          <v:rect id="_x0000_i5042" style="width:0;height:1.5pt" o:hralign="center" o:hrstd="t" o:hr="t"/>
-        </w:pict>
-      </w:r>
-      <w:bookmarkEnd w:id="0"/>
-      <w:bookmarkEnd w:id="99"/>
-    </w:p>
+    <w:bookmarkEnd w:id="0"/>
+    <w:bookmarkEnd w:id="97"/>
+    <w:p/>
     <w:sectPr>
       <w:headerReference w:type="default" r:id="rId19"/>
       <w:headerReference w:type="first" r:id="rId20"/>
@@ -16823,32 +16409,10 @@
           <w:b/>
           <w:bCs/>
         </w:rPr>
-        <w:t>Montée en charge</w:t>
-      </w:r>
-      <w:r>
-        <w:t xml:space="preserve"> (</w:t>
-      </w:r>
-      <w:proofErr w:type="spellStart"/>
-      <w:r>
-        <w:rPr>
-          <w:i/>
-          <w:iCs/>
-        </w:rPr>
-        <w:t>scale</w:t>
-      </w:r>
-      <w:proofErr w:type="spellEnd"/>
-      <w:r>
-        <w:t xml:space="preserve">, </w:t>
-      </w:r>
-      <w:r>
-        <w:rPr>
-          <w:i/>
-          <w:iCs/>
-        </w:rPr>
-        <w:t>scalabilité</w:t>
-      </w:r>
-      <w:r>
-        <w:t>) — passage à plus grande échelle (clients, revenus, équipe).</w:t>
+        <w:t>DCA</w:t>
+      </w:r>
+      <w:r>
+        <w:t xml:space="preserve"> — Association pour la Documentation et la Recherche en Centres d’Art ; fédère les centres d’art contemporain en France.</w:t>
       </w:r>
     </w:p>
   </w:footnote>
@@ -16871,10 +16435,10 @@
           <w:b/>
           <w:bCs/>
         </w:rPr>
-        <w:t>DCA</w:t>
-      </w:r>
-      <w:r>
-        <w:t xml:space="preserve"> — Association pour la Documentation et la Recherche en Centres d’Art ; fédère les centres d’art contemporain en France.</w:t>
+        <w:t>NOP</w:t>
+      </w:r>
+      <w:r>
+        <w:t xml:space="preserve"> — Nouvel Observatoire de la Photographie ; réseau et observatoire de la photographie en Grand Est.</w:t>
       </w:r>
     </w:p>
   </w:footnote>
@@ -16897,10 +16461,32 @@
           <w:b/>
           <w:bCs/>
         </w:rPr>
-        <w:t>NOP</w:t>
-      </w:r>
-      <w:r>
-        <w:t xml:space="preserve"> — Nouvel Observatoire de la Photographie ; réseau et observatoire de la photographie en Grand Est.</w:t>
+        <w:t>Montée en charge</w:t>
+      </w:r>
+      <w:r>
+        <w:t xml:space="preserve"> (</w:t>
+      </w:r>
+      <w:proofErr w:type="spellStart"/>
+      <w:r>
+        <w:rPr>
+          <w:i/>
+          <w:iCs/>
+        </w:rPr>
+        <w:t>scale</w:t>
+      </w:r>
+      <w:proofErr w:type="spellEnd"/>
+      <w:r>
+        <w:t xml:space="preserve">, </w:t>
+      </w:r>
+      <w:r>
+        <w:rPr>
+          <w:i/>
+          <w:iCs/>
+        </w:rPr>
+        <w:t>scalabilité</w:t>
+      </w:r>
+      <w:r>
+        <w:t>) — passage à plus grande échelle (clients, revenus, équipe).</w:t>
       </w:r>
     </w:p>
   </w:footnote>
@@ -19207,244 +18793,6 @@
       </w:r>
       <w:r>
         <w:t xml:space="preserve"> — Règlement général sur la protection des données ; cadre européen de protection des données personnelles.</w:t>
-      </w:r>
-    </w:p>
-  </w:footnote>
-  <w:footnote w:id="148">
-    <w:p>
-      <w:pPr>
-        <w:pStyle w:val="Notedebasdepage"/>
-      </w:pPr>
-      <w:r>
-        <w:rPr>
-          <w:rStyle w:val="Appelnotedebasdep"/>
-        </w:rPr>
-        <w:footnoteRef/>
-      </w:r>
-      <w:r>
-        <w:t xml:space="preserve"> </w:t>
-      </w:r>
-      <w:r>
-        <w:rPr>
-          <w:b/>
-          <w:bCs/>
-        </w:rPr>
-        <w:t>Marché total</w:t>
-      </w:r>
-      <w:r>
-        <w:t xml:space="preserve"> (</w:t>
-      </w:r>
-      <w:r>
-        <w:rPr>
-          <w:i/>
-          <w:iCs/>
-        </w:rPr>
-        <w:t xml:space="preserve">Total </w:t>
-      </w:r>
-      <w:proofErr w:type="spellStart"/>
-      <w:r>
-        <w:rPr>
-          <w:i/>
-          <w:iCs/>
-        </w:rPr>
-        <w:t>Addressable</w:t>
-      </w:r>
-      <w:proofErr w:type="spellEnd"/>
-      <w:r>
-        <w:rPr>
-          <w:i/>
-          <w:iCs/>
-        </w:rPr>
-        <w:t xml:space="preserve"> Market</w:t>
-      </w:r>
-      <w:r>
-        <w:t>, TAM) — potentiel théorique maximal du marché.</w:t>
-      </w:r>
-    </w:p>
-  </w:footnote>
-  <w:footnote w:id="149">
-    <w:p>
-      <w:pPr>
-        <w:pStyle w:val="Notedebasdepage"/>
-      </w:pPr>
-      <w:r>
-        <w:rPr>
-          <w:rStyle w:val="Appelnotedebasdep"/>
-        </w:rPr>
-        <w:footnoteRef/>
-      </w:r>
-      <w:r>
-        <w:t xml:space="preserve"> </w:t>
-      </w:r>
-      <w:r>
-        <w:rPr>
-          <w:b/>
-          <w:bCs/>
-        </w:rPr>
-        <w:t>Marché adressable</w:t>
-      </w:r>
-      <w:r>
-        <w:t xml:space="preserve"> (</w:t>
-      </w:r>
-      <w:proofErr w:type="spellStart"/>
-      <w:r>
-        <w:rPr>
-          <w:i/>
-          <w:iCs/>
-        </w:rPr>
-        <w:t>Serviceable</w:t>
-      </w:r>
-      <w:proofErr w:type="spellEnd"/>
-      <w:r>
-        <w:rPr>
-          <w:i/>
-          <w:iCs/>
-        </w:rPr>
-        <w:t xml:space="preserve"> </w:t>
-      </w:r>
-      <w:proofErr w:type="spellStart"/>
-      <w:r>
-        <w:rPr>
-          <w:i/>
-          <w:iCs/>
-        </w:rPr>
-        <w:t>Addressable</w:t>
-      </w:r>
-      <w:proofErr w:type="spellEnd"/>
-      <w:r>
-        <w:rPr>
-          <w:i/>
-          <w:iCs/>
-        </w:rPr>
-        <w:t xml:space="preserve"> Market</w:t>
-      </w:r>
-      <w:r>
-        <w:t>, SAM) — segment réalistement ciblable (~3 750 structures en France).</w:t>
-      </w:r>
-    </w:p>
-  </w:footnote>
-  <w:footnote w:id="150">
-    <w:p>
-      <w:pPr>
-        <w:pStyle w:val="Notedebasdepage"/>
-      </w:pPr>
-      <w:r>
-        <w:rPr>
-          <w:rStyle w:val="Appelnotedebasdep"/>
-        </w:rPr>
-        <w:footnoteRef/>
-      </w:r>
-      <w:r>
-        <w:t xml:space="preserve"> </w:t>
-      </w:r>
-      <w:r>
-        <w:rPr>
-          <w:b/>
-          <w:bCs/>
-        </w:rPr>
-        <w:t>Part de marché capturable</w:t>
-      </w:r>
-      <w:r>
-        <w:t xml:space="preserve"> (</w:t>
-      </w:r>
-      <w:proofErr w:type="spellStart"/>
-      <w:r>
-        <w:rPr>
-          <w:i/>
-          <w:iCs/>
-        </w:rPr>
-        <w:t>Serviceable</w:t>
-      </w:r>
-      <w:proofErr w:type="spellEnd"/>
-      <w:r>
-        <w:rPr>
-          <w:i/>
-          <w:iCs/>
-        </w:rPr>
-        <w:t xml:space="preserve"> </w:t>
-      </w:r>
-      <w:proofErr w:type="spellStart"/>
-      <w:r>
-        <w:rPr>
-          <w:i/>
-          <w:iCs/>
-        </w:rPr>
-        <w:t>Obtainable</w:t>
-      </w:r>
-      <w:proofErr w:type="spellEnd"/>
-      <w:r>
-        <w:rPr>
-          <w:i/>
-          <w:iCs/>
-        </w:rPr>
-        <w:t xml:space="preserve"> Market</w:t>
-      </w:r>
-      <w:r>
-        <w:t>, SOM) — objectif atteignable à horizon 3 ans.</w:t>
-      </w:r>
-    </w:p>
-  </w:footnote>
-  <w:footnote w:id="151">
-    <w:p>
-      <w:pPr>
-        <w:pStyle w:val="Notedebasdepage"/>
-      </w:pPr>
-      <w:r>
-        <w:rPr>
-          <w:rStyle w:val="Appelnotedebasdep"/>
-        </w:rPr>
-        <w:footnoteRef/>
-      </w:r>
-      <w:r>
-        <w:t xml:space="preserve"> </w:t>
-      </w:r>
-      <w:r>
-        <w:rPr>
-          <w:b/>
-          <w:bCs/>
-        </w:rPr>
-        <w:t>Bpifrance</w:t>
-      </w:r>
-      <w:r>
-        <w:t xml:space="preserve"> — Banque publique d’investissement ; finance l’innovation, la création d’entreprise et la croissance (dont la Bourse French Tech).</w:t>
-      </w:r>
-    </w:p>
-  </w:footnote>
-  <w:footnote w:id="152">
-    <w:p>
-      <w:pPr>
-        <w:pStyle w:val="Notedebasdepage"/>
-      </w:pPr>
-      <w:r>
-        <w:rPr>
-          <w:rStyle w:val="Appelnotedebasdep"/>
-        </w:rPr>
-        <w:footnoteRef/>
-      </w:r>
-      <w:r>
-        <w:t xml:space="preserve"> </w:t>
-      </w:r>
-      <w:r>
-        <w:rPr>
-          <w:b/>
-          <w:bCs/>
-        </w:rPr>
-        <w:t>Entonnoir d’acquisition</w:t>
-      </w:r>
-      <w:r>
-        <w:t xml:space="preserve"> (</w:t>
-      </w:r>
-      <w:proofErr w:type="spellStart"/>
-      <w:r>
-        <w:rPr>
-          <w:i/>
-          <w:iCs/>
-        </w:rPr>
-        <w:t>funnel</w:t>
-      </w:r>
-      <w:proofErr w:type="spellEnd"/>
-      <w:r>
-        <w:t>) — parcours de conversion des prospects (essai gratuit → client payant).</w:t>
       </w:r>
     </w:p>
   </w:footnote>
@@ -21818,6 +21166,7 @@
   <w:style w:type="character" w:default="1" w:styleId="Policepardfaut">
     <w:name w:val="Default Paragraph Font"/>
     <w:uiPriority w:val="1"/>
+    <w:semiHidden/>
     <w:unhideWhenUsed/>
   </w:style>
   <w:style w:type="table" w:default="1" w:styleId="TableauNormal">
@@ -22851,6 +22200,11 @@
       <w:rFonts w:asciiTheme="majorHAnsi" w:eastAsiaTheme="majorEastAsia" w:hAnsiTheme="majorHAnsi" w:cstheme="majorBidi"/>
       <w:lang w:val="fr-FR"/>
     </w:rPr>
+  </w:style>
+  <w:style w:type="character" w:styleId="Numrodeligne">
+    <w:name w:val="line number"/>
+    <w:basedOn w:val="Policepardfaut"/>
+    <w:rsid w:val="00246BFC"/>
   </w:style>
 </w:styles>
 </file>
